--- a/backend/templates/r76-2.docx
+++ b/backend/templates/r76-2.docx
@@ -4,7 +4,8 @@
   <w:body>
     <w:p>
       <w:pPr>
-        <w:spacing w:after="40"/>
+        <w:keepNext w:val="0"/>
+        <w:spacing w:after="40" w:before="0"/>
       </w:pPr>
       <w:r>
         <w:rPr>
@@ -19,7 +20,8 @@
     </w:p>
     <w:p>
       <w:pPr>
-        <w:spacing w:after="200"/>
+        <w:keepNext w:val="0"/>
+        <w:spacing w:after="200" w:before="0"/>
       </w:pPr>
       <w:r>
         <w:rPr>
@@ -34,7 +36,8 @@
     </w:p>
     <w:p>
       <w:pPr>
-        <w:spacing w:after="20"/>
+        <w:keepNext w:val="0"/>
+        <w:spacing w:after="20" w:before="0"/>
       </w:pPr>
       <w:r>
         <w:rPr>
@@ -49,7 +52,8 @@
     </w:p>
     <w:p>
       <w:pPr>
-        <w:spacing w:after="280"/>
+        <w:keepNext w:val="0"/>
+        <w:spacing w:after="280" w:before="0"/>
       </w:pPr>
       <w:r>
         <w:rPr>
@@ -66,13 +70,17 @@
       <w:tblPr>
         <w:tblW w:type="auto" w:w="0"/>
         <w:jc w:val="left"/>
+        <w:tblLayout w:type="fixed"/>
         <w:tblLook w:firstColumn="1" w:firstRow="1" w:lastColumn="0" w:lastRow="0" w:noHBand="0" w:noVBand="1" w:val="04A0"/>
       </w:tblPr>
       <w:tblGrid>
-        <w:gridCol w:w="4933"/>
-        <w:gridCol w:w="4933"/>
+        <w:gridCol w:w="2948"/>
+        <w:gridCol w:w="6917"/>
       </w:tblGrid>
       <w:tr>
+        <w:trPr>
+          <w:cantSplit w:val="true"/>
+        </w:trPr>
         <w:tc>
           <w:tcPr>
             <w:tcW w:type="dxa" w:w="2948"/>
@@ -92,7 +100,7 @@
         </w:tc>
         <w:tc>
           <w:tcPr>
-            <w:tcW w:type="dxa" w:w="6123"/>
+            <w:tcW w:type="dxa" w:w="6917"/>
           </w:tcPr>
           <w:p>
             <w:pPr>
@@ -108,6 +116,9 @@
         </w:tc>
       </w:tr>
       <w:tr>
+        <w:trPr>
+          <w:cantSplit w:val="true"/>
+        </w:trPr>
         <w:tc>
           <w:tcPr>
             <w:tcW w:type="dxa" w:w="2948"/>
@@ -127,7 +138,7 @@
         </w:tc>
         <w:tc>
           <w:tcPr>
-            <w:tcW w:type="dxa" w:w="6123"/>
+            <w:tcW w:type="dxa" w:w="6917"/>
           </w:tcPr>
           <w:p>
             <w:pPr>
@@ -143,6 +154,9 @@
         </w:tc>
       </w:tr>
       <w:tr>
+        <w:trPr>
+          <w:cantSplit w:val="true"/>
+        </w:trPr>
         <w:tc>
           <w:tcPr>
             <w:tcW w:type="dxa" w:w="2948"/>
@@ -162,7 +176,7 @@
         </w:tc>
         <w:tc>
           <w:tcPr>
-            <w:tcW w:type="dxa" w:w="6123"/>
+            <w:tcW w:type="dxa" w:w="6917"/>
           </w:tcPr>
           <w:p>
             <w:pPr>
@@ -178,6 +192,9 @@
         </w:tc>
       </w:tr>
       <w:tr>
+        <w:trPr>
+          <w:cantSplit w:val="true"/>
+        </w:trPr>
         <w:tc>
           <w:tcPr>
             <w:tcW w:type="dxa" w:w="2948"/>
@@ -197,7 +214,7 @@
         </w:tc>
         <w:tc>
           <w:tcPr>
-            <w:tcW w:type="dxa" w:w="6123"/>
+            <w:tcW w:type="dxa" w:w="6917"/>
           </w:tcPr>
           <w:p>
             <w:pPr>
@@ -213,6 +230,9 @@
         </w:tc>
       </w:tr>
       <w:tr>
+        <w:trPr>
+          <w:cantSplit w:val="true"/>
+        </w:trPr>
         <w:tc>
           <w:tcPr>
             <w:tcW w:type="dxa" w:w="2948"/>
@@ -232,7 +252,7 @@
         </w:tc>
         <w:tc>
           <w:tcPr>
-            <w:tcW w:type="dxa" w:w="6123"/>
+            <w:tcW w:type="dxa" w:w="6917"/>
           </w:tcPr>
           <w:p>
             <w:pPr>
@@ -248,6 +268,9 @@
         </w:tc>
       </w:tr>
       <w:tr>
+        <w:trPr>
+          <w:cantSplit w:val="true"/>
+        </w:trPr>
         <w:tc>
           <w:tcPr>
             <w:tcW w:type="dxa" w:w="2948"/>
@@ -267,7 +290,7 @@
         </w:tc>
         <w:tc>
           <w:tcPr>
-            <w:tcW w:type="dxa" w:w="6123"/>
+            <w:tcW w:type="dxa" w:w="6917"/>
           </w:tcPr>
           <w:p>
             <w:pPr>
@@ -283,6 +306,9 @@
         </w:tc>
       </w:tr>
       <w:tr>
+        <w:trPr>
+          <w:cantSplit w:val="true"/>
+        </w:trPr>
         <w:tc>
           <w:tcPr>
             <w:tcW w:type="dxa" w:w="2948"/>
@@ -302,7 +328,7 @@
         </w:tc>
         <w:tc>
           <w:tcPr>
-            <w:tcW w:type="dxa" w:w="6123"/>
+            <w:tcW w:type="dxa" w:w="6917"/>
           </w:tcPr>
           <w:p>
             <w:pPr>
@@ -318,6 +344,9 @@
         </w:tc>
       </w:tr>
       <w:tr>
+        <w:trPr>
+          <w:cantSplit w:val="true"/>
+        </w:trPr>
         <w:tc>
           <w:tcPr>
             <w:tcW w:type="dxa" w:w="2948"/>
@@ -337,7 +366,7 @@
         </w:tc>
         <w:tc>
           <w:tcPr>
-            <w:tcW w:type="dxa" w:w="6123"/>
+            <w:tcW w:type="dxa" w:w="6917"/>
           </w:tcPr>
           <w:p>
             <w:pPr>
@@ -353,10 +382,10 @@
         </w:tc>
       </w:tr>
     </w:tbl>
-    <w:p/>
     <w:p>
       <w:pPr>
-        <w:spacing w:after="60"/>
+        <w:keepNext/>
+        <w:spacing w:after="60" w:before="160"/>
         <w:pBdr>
           <w:bottom w:val="single" w:sz="6" w:space="2" w:color="D5DCE0"/>
         </w:pBdr>
@@ -369,20 +398,24 @@
           <w:color w:val="111A22"/>
           <w:sz w:val="24"/>
         </w:rPr>
-        <w:t>1.  General information concerning the type</w:t>
+        <w:t>A.  General information concerning the type</w:t>
       </w:r>
     </w:p>
     <w:tbl>
       <w:tblPr>
         <w:tblW w:type="auto" w:w="0"/>
         <w:jc w:val="left"/>
+        <w:tblLayout w:type="fixed"/>
         <w:tblLook w:firstColumn="1" w:firstRow="1" w:lastColumn="0" w:lastRow="0" w:noHBand="0" w:noVBand="1" w:val="04A0"/>
       </w:tblPr>
       <w:tblGrid>
-        <w:gridCol w:w="4933"/>
-        <w:gridCol w:w="4933"/>
+        <w:gridCol w:w="2948"/>
+        <w:gridCol w:w="6917"/>
       </w:tblGrid>
       <w:tr>
+        <w:trPr>
+          <w:cantSplit w:val="true"/>
+        </w:trPr>
         <w:tc>
           <w:tcPr>
             <w:tcW w:type="dxa" w:w="2948"/>
@@ -402,7 +435,7 @@
         </w:tc>
         <w:tc>
           <w:tcPr>
-            <w:tcW w:type="dxa" w:w="6123"/>
+            <w:tcW w:type="dxa" w:w="6917"/>
           </w:tcPr>
           <w:p>
             <w:pPr>
@@ -418,6 +451,9 @@
         </w:tc>
       </w:tr>
       <w:tr>
+        <w:trPr>
+          <w:cantSplit w:val="true"/>
+        </w:trPr>
         <w:tc>
           <w:tcPr>
             <w:tcW w:type="dxa" w:w="2948"/>
@@ -437,7 +473,7 @@
         </w:tc>
         <w:tc>
           <w:tcPr>
-            <w:tcW w:type="dxa" w:w="6123"/>
+            <w:tcW w:type="dxa" w:w="6917"/>
           </w:tcPr>
           <w:p>
             <w:pPr>
@@ -453,6 +489,9 @@
         </w:tc>
       </w:tr>
       <w:tr>
+        <w:trPr>
+          <w:cantSplit w:val="true"/>
+        </w:trPr>
         <w:tc>
           <w:tcPr>
             <w:tcW w:type="dxa" w:w="2948"/>
@@ -472,7 +511,7 @@
         </w:tc>
         <w:tc>
           <w:tcPr>
-            <w:tcW w:type="dxa" w:w="6123"/>
+            <w:tcW w:type="dxa" w:w="6917"/>
           </w:tcPr>
           <w:p>
             <w:pPr>
@@ -488,6 +527,9 @@
         </w:tc>
       </w:tr>
       <w:tr>
+        <w:trPr>
+          <w:cantSplit w:val="true"/>
+        </w:trPr>
         <w:tc>
           <w:tcPr>
             <w:tcW w:type="dxa" w:w="2948"/>
@@ -507,7 +549,7 @@
         </w:tc>
         <w:tc>
           <w:tcPr>
-            <w:tcW w:type="dxa" w:w="6123"/>
+            <w:tcW w:type="dxa" w:w="6917"/>
           </w:tcPr>
           <w:p>
             <w:pPr>
@@ -523,6 +565,9 @@
         </w:tc>
       </w:tr>
       <w:tr>
+        <w:trPr>
+          <w:cantSplit w:val="true"/>
+        </w:trPr>
         <w:tc>
           <w:tcPr>
             <w:tcW w:type="dxa" w:w="2948"/>
@@ -542,7 +587,7 @@
         </w:tc>
         <w:tc>
           <w:tcPr>
-            <w:tcW w:type="dxa" w:w="6123"/>
+            <w:tcW w:type="dxa" w:w="6917"/>
           </w:tcPr>
           <w:p>
             <w:pPr>
@@ -558,6 +603,9 @@
         </w:tc>
       </w:tr>
       <w:tr>
+        <w:trPr>
+          <w:cantSplit w:val="true"/>
+        </w:trPr>
         <w:tc>
           <w:tcPr>
             <w:tcW w:type="dxa" w:w="2948"/>
@@ -577,7 +625,7 @@
         </w:tc>
         <w:tc>
           <w:tcPr>
-            <w:tcW w:type="dxa" w:w="6123"/>
+            <w:tcW w:type="dxa" w:w="6917"/>
           </w:tcPr>
           <w:p>
             <w:pPr>
@@ -593,6 +641,9 @@
         </w:tc>
       </w:tr>
       <w:tr>
+        <w:trPr>
+          <w:cantSplit w:val="true"/>
+        </w:trPr>
         <w:tc>
           <w:tcPr>
             <w:tcW w:type="dxa" w:w="2948"/>
@@ -612,7 +663,7 @@
         </w:tc>
         <w:tc>
           <w:tcPr>
-            <w:tcW w:type="dxa" w:w="6123"/>
+            <w:tcW w:type="dxa" w:w="6917"/>
           </w:tcPr>
           <w:p>
             <w:pPr>
@@ -628,6 +679,9 @@
         </w:tc>
       </w:tr>
       <w:tr>
+        <w:trPr>
+          <w:cantSplit w:val="true"/>
+        </w:trPr>
         <w:tc>
           <w:tcPr>
             <w:tcW w:type="dxa" w:w="2948"/>
@@ -647,7 +701,7 @@
         </w:tc>
         <w:tc>
           <w:tcPr>
-            <w:tcW w:type="dxa" w:w="6123"/>
+            <w:tcW w:type="dxa" w:w="6917"/>
           </w:tcPr>
           <w:p>
             <w:pPr>
@@ -663,6 +717,9 @@
         </w:tc>
       </w:tr>
       <w:tr>
+        <w:trPr>
+          <w:cantSplit w:val="true"/>
+        </w:trPr>
         <w:tc>
           <w:tcPr>
             <w:tcW w:type="dxa" w:w="2948"/>
@@ -682,7 +739,7 @@
         </w:tc>
         <w:tc>
           <w:tcPr>
-            <w:tcW w:type="dxa" w:w="6123"/>
+            <w:tcW w:type="dxa" w:w="6917"/>
           </w:tcPr>
           <w:p>
             <w:pPr>
@@ -698,6 +755,9 @@
         </w:tc>
       </w:tr>
       <w:tr>
+        <w:trPr>
+          <w:cantSplit w:val="true"/>
+        </w:trPr>
         <w:tc>
           <w:tcPr>
             <w:tcW w:type="dxa" w:w="2948"/>
@@ -717,7 +777,7 @@
         </w:tc>
         <w:tc>
           <w:tcPr>
-            <w:tcW w:type="dxa" w:w="6123"/>
+            <w:tcW w:type="dxa" w:w="6917"/>
           </w:tcPr>
           <w:p>
             <w:pPr>
@@ -733,6 +793,9 @@
         </w:tc>
       </w:tr>
       <w:tr>
+        <w:trPr>
+          <w:cantSplit w:val="true"/>
+        </w:trPr>
         <w:tc>
           <w:tcPr>
             <w:tcW w:type="dxa" w:w="2948"/>
@@ -752,7 +815,7 @@
         </w:tc>
         <w:tc>
           <w:tcPr>
-            <w:tcW w:type="dxa" w:w="6123"/>
+            <w:tcW w:type="dxa" w:w="6917"/>
           </w:tcPr>
           <w:p>
             <w:pPr>
@@ -768,6 +831,9 @@
         </w:tc>
       </w:tr>
       <w:tr>
+        <w:trPr>
+          <w:cantSplit w:val="true"/>
+        </w:trPr>
         <w:tc>
           <w:tcPr>
             <w:tcW w:type="dxa" w:w="2948"/>
@@ -787,7 +853,7 @@
         </w:tc>
         <w:tc>
           <w:tcPr>
-            <w:tcW w:type="dxa" w:w="6123"/>
+            <w:tcW w:type="dxa" w:w="6917"/>
           </w:tcPr>
           <w:p>
             <w:pPr>
@@ -803,6 +869,9 @@
         </w:tc>
       </w:tr>
       <w:tr>
+        <w:trPr>
+          <w:cantSplit w:val="true"/>
+        </w:trPr>
         <w:tc>
           <w:tcPr>
             <w:tcW w:type="dxa" w:w="2948"/>
@@ -822,7 +891,7 @@
         </w:tc>
         <w:tc>
           <w:tcPr>
-            <w:tcW w:type="dxa" w:w="6123"/>
+            <w:tcW w:type="dxa" w:w="6917"/>
           </w:tcPr>
           <w:p>
             <w:pPr>
@@ -838,6 +907,9 @@
         </w:tc>
       </w:tr>
       <w:tr>
+        <w:trPr>
+          <w:cantSplit w:val="true"/>
+        </w:trPr>
         <w:tc>
           <w:tcPr>
             <w:tcW w:type="dxa" w:w="2948"/>
@@ -857,7 +929,7 @@
         </w:tc>
         <w:tc>
           <w:tcPr>
-            <w:tcW w:type="dxa" w:w="6123"/>
+            <w:tcW w:type="dxa" w:w="6917"/>
           </w:tcPr>
           <w:p>
             <w:pPr>
@@ -873,6 +945,9 @@
         </w:tc>
       </w:tr>
       <w:tr>
+        <w:trPr>
+          <w:cantSplit w:val="true"/>
+        </w:trPr>
         <w:tc>
           <w:tcPr>
             <w:tcW w:type="dxa" w:w="2948"/>
@@ -892,7 +967,7 @@
         </w:tc>
         <w:tc>
           <w:tcPr>
-            <w:tcW w:type="dxa" w:w="6123"/>
+            <w:tcW w:type="dxa" w:w="6917"/>
           </w:tcPr>
           <w:p>
             <w:pPr>
@@ -908,6 +983,9 @@
         </w:tc>
       </w:tr>
       <w:tr>
+        <w:trPr>
+          <w:cantSplit w:val="true"/>
+        </w:trPr>
         <w:tc>
           <w:tcPr>
             <w:tcW w:type="dxa" w:w="2948"/>
@@ -927,7 +1005,7 @@
         </w:tc>
         <w:tc>
           <w:tcPr>
-            <w:tcW w:type="dxa" w:w="6123"/>
+            <w:tcW w:type="dxa" w:w="6917"/>
           </w:tcPr>
           <w:p>
             <w:pPr>
@@ -943,10 +1021,10 @@
         </w:tc>
       </w:tr>
     </w:tbl>
-    <w:p/>
     <w:p>
       <w:pPr>
-        <w:spacing w:after="60"/>
+        <w:keepNext/>
+        <w:spacing w:after="60" w:before="160"/>
         <w:pBdr>
           <w:bottom w:val="single" w:sz="6" w:space="2" w:color="D5DCE0"/>
         </w:pBdr>
@@ -959,12 +1037,196 @@
           <w:color w:val="111A22"/>
           <w:sz w:val="24"/>
         </w:rPr>
-        <w:t>2.  Examination of the declared specification</w:t>
+        <w:t>B.  Information concerning the test equipment used</w:t>
+      </w:r>
+    </w:p>
+    <w:tbl>
+      <w:tblPr>
+        <w:tblW w:type="auto" w:w="0"/>
+        <w:jc w:val="left"/>
+        <w:tblLayout w:type="fixed"/>
+        <w:tblLook w:firstColumn="1" w:firstRow="1" w:lastColumn="0" w:lastRow="0" w:noHBand="0" w:noVBand="1" w:val="04A0"/>
+      </w:tblPr>
+      <w:tblGrid>
+        <w:gridCol w:w="2948"/>
+        <w:gridCol w:w="6917"/>
+      </w:tblGrid>
+      <w:tr>
+        <w:trPr>
+          <w:cantSplit w:val="true"/>
+        </w:trPr>
+        <w:tc>
+          <w:tcPr>
+            <w:tcW w:type="dxa" w:w="2948"/>
+          </w:tcPr>
+          <w:p>
+            <w:pPr>
+              <w:spacing w:after="20"/>
+            </w:pPr>
+            <w:r>
+              <w:rPr>
+                <w:color w:val="5B6E7A"/>
+                <w:sz w:val="18"/>
+              </w:rPr>
+              <w:t>Standard weights used</w:t>
+            </w:r>
+          </w:p>
+        </w:tc>
+        <w:tc>
+          <w:tcPr>
+            <w:tcW w:type="dxa" w:w="6917"/>
+          </w:tcPr>
+          <w:p>
+            <w:pPr>
+              <w:spacing w:after="20"/>
+            </w:pPr>
+            <w:r>
+              <w:rPr>
+                <w:sz w:val="20"/>
+              </w:rPr>
+              <w:t>{{ instrument.weight_set or weight_set_id or '—' }}</w:t>
+            </w:r>
+          </w:p>
+        </w:tc>
+      </w:tr>
+      <w:tr>
+        <w:trPr>
+          <w:cantSplit w:val="true"/>
+        </w:trPr>
+        <w:tc>
+          <w:tcPr>
+            <w:tcW w:type="dxa" w:w="2948"/>
+          </w:tcPr>
+          <w:p>
+            <w:pPr>
+              <w:spacing w:after="20"/>
+            </w:pPr>
+            <w:r>
+              <w:rPr>
+                <w:color w:val="5B6E7A"/>
+                <w:sz w:val="18"/>
+              </w:rPr>
+              <w:t>Weight class</w:t>
+            </w:r>
+          </w:p>
+        </w:tc>
+        <w:tc>
+          <w:tcPr>
+            <w:tcW w:type="dxa" w:w="6917"/>
+          </w:tcPr>
+          <w:p>
+            <w:pPr>
+              <w:spacing w:after="20"/>
+            </w:pPr>
+            <w:r>
+              <w:rPr>
+                <w:sz w:val="20"/>
+              </w:rPr>
+              <w:t>{{ weight_class or 'as recorded in the weight set' }}</w:t>
+            </w:r>
+          </w:p>
+        </w:tc>
+      </w:tr>
+      <w:tr>
+        <w:trPr>
+          <w:cantSplit w:val="true"/>
+        </w:trPr>
+        <w:tc>
+          <w:tcPr>
+            <w:tcW w:type="dxa" w:w="2948"/>
+          </w:tcPr>
+          <w:p>
+            <w:pPr>
+              <w:spacing w:after="20"/>
+            </w:pPr>
+            <w:r>
+              <w:rPr>
+                <w:color w:val="5B6E7A"/>
+                <w:sz w:val="18"/>
+              </w:rPr>
+              <w:t>Traceability</w:t>
+            </w:r>
+          </w:p>
+        </w:tc>
+        <w:tc>
+          <w:tcPr>
+            <w:tcW w:type="dxa" w:w="6917"/>
+          </w:tcPr>
+          <w:p>
+            <w:pPr>
+              <w:spacing w:after="20"/>
+            </w:pPr>
+            <w:r>
+              <w:rPr>
+                <w:sz w:val="20"/>
+              </w:rPr>
+              <w:t>{{ traceability or 'Certificates held by the laboratory' }}</w:t>
+            </w:r>
+          </w:p>
+        </w:tc>
+      </w:tr>
+      <w:tr>
+        <w:trPr>
+          <w:cantSplit w:val="true"/>
+        </w:trPr>
+        <w:tc>
+          <w:tcPr>
+            <w:tcW w:type="dxa" w:w="2948"/>
+          </w:tcPr>
+          <w:p>
+            <w:pPr>
+              <w:spacing w:after="20"/>
+            </w:pPr>
+            <w:r>
+              <w:rPr>
+                <w:color w:val="5B6E7A"/>
+                <w:sz w:val="18"/>
+              </w:rPr>
+              <w:t>Testing laboratory</w:t>
+            </w:r>
+          </w:p>
+        </w:tc>
+        <w:tc>
+          <w:tcPr>
+            <w:tcW w:type="dxa" w:w="6917"/>
+          </w:tcPr>
+          <w:p>
+            <w:pPr>
+              <w:spacing w:after="20"/>
+            </w:pPr>
+            <w:r>
+              <w:rPr>
+                <w:sz w:val="20"/>
+              </w:rPr>
+              <w:t>{{ lab.name }} ({{ lab.code }})</w:t>
+            </w:r>
+          </w:p>
+        </w:tc>
+      </w:tr>
+    </w:tbl>
+    <w:p>
+      <w:pPr>
+        <w:keepNext/>
+        <w:spacing w:after="60" w:before="160"/>
+        <w:pBdr>
+          <w:bottom w:val="single" w:sz="6" w:space="2" w:color="D5DCE0"/>
+        </w:pBdr>
+      </w:pPr>
+      <w:r>
+        <w:rPr>
+          <w:rFonts w:ascii="Calibri" w:hAnsi="Calibri"/>
+          <w:b/>
+          <w:i w:val="0"/>
+          <w:color w:val="111A22"/>
+          <w:sz w:val="24"/>
+        </w:rPr>
+        <w:t>C.  Examination of the declared specification</w:t>
       </w:r>
     </w:p>
     <w:p>
       <w:pPr>
-        <w:spacing w:after="120"/>
+        <w:keepNext/>
+        <w:spacing w:after="120" w:before="0"/>
       </w:pPr>
       <w:r>
         <w:rPr>
@@ -979,7 +1241,7 @@
     </w:p>
     <w:p>
       <w:pPr>
-        <w:spacing w:after="120"/>
+        <w:spacing w:after="0"/>
       </w:pPr>
       <w:r>
         <w:rPr>
@@ -988,10 +1250,10 @@
         <w:t>[[TABLE:tbl_specification]]</w:t>
       </w:r>
     </w:p>
-    <w:p/>
     <w:p>
       <w:pPr>
-        <w:spacing w:after="60"/>
+        <w:keepNext/>
+        <w:spacing w:after="60" w:before="160"/>
         <w:pBdr>
           <w:bottom w:val="single" w:sz="6" w:space="2" w:color="D5DCE0"/>
         </w:pBdr>
@@ -1004,12 +1266,12 @@
           <w:color w:val="111A22"/>
           <w:sz w:val="24"/>
         </w:rPr>
-        <w:t>3.  Summary of type evaluation</w:t>
+        <w:t>D.  Summary of type evaluation</w:t>
       </w:r>
     </w:p>
     <w:p>
       <w:pPr>
-        <w:spacing w:after="120"/>
+        <w:spacing w:after="0"/>
       </w:pPr>
       <w:r>
         <w:rPr>
@@ -1018,15 +1280,10 @@
         <w:t>[[TABLE:tbl_summary]]</w:t>
       </w:r>
     </w:p>
-    <w:p/>
-    <w:p>
-      <w:r>
-        <w:br w:type="page"/>
-      </w:r>
-    </w:p>
     <w:p>
       <w:pPr>
-        <w:spacing w:after="60"/>
+        <w:keepNext/>
+        <w:spacing w:after="60" w:before="160"/>
         <w:pBdr>
           <w:bottom w:val="single" w:sz="6" w:space="2" w:color="D5DCE0"/>
         </w:pBdr>
@@ -1039,12 +1296,13 @@
           <w:color w:val="111A22"/>
           <w:sz w:val="24"/>
         </w:rPr>
-        <w:t>4.  Weighing performance</w:t>
+        <w:t>1.  Weighing performance</w:t>
       </w:r>
     </w:p>
     <w:p>
       <w:pPr>
-        <w:spacing w:after="40"/>
+        <w:keepNext/>
+        <w:spacing w:after="40" w:before="0"/>
       </w:pPr>
       <w:r>
         <w:rPr>
@@ -1059,7 +1317,8 @@
     </w:p>
     <w:p>
       <w:pPr>
-        <w:spacing w:after="120"/>
+        <w:keepNext/>
+        <w:spacing w:after="80" w:before="0"/>
       </w:pPr>
       <w:r>
         <w:rPr>
@@ -1074,7 +1333,7 @@
     </w:p>
     <w:p>
       <w:pPr>
-        <w:spacing w:after="120"/>
+        <w:spacing w:after="0"/>
       </w:pPr>
       <w:r>
         <w:rPr>
@@ -1083,10 +1342,142 @@
         <w:t>[[TABLE:tbl_weighing]]</w:t>
       </w:r>
     </w:p>
-    <w:p/>
     <w:p>
       <w:pPr>
-        <w:spacing w:after="60"/>
+        <w:keepNext/>
+        <w:spacing w:after="60" w:before="160"/>
+        <w:pBdr>
+          <w:bottom w:val="single" w:sz="6" w:space="2" w:color="D5DCE0"/>
+        </w:pBdr>
+      </w:pPr>
+      <w:r>
+        <w:rPr>
+          <w:rFonts w:ascii="Calibri" w:hAnsi="Calibri"/>
+          <w:b/>
+          <w:i w:val="0"/>
+          <w:color w:val="111A22"/>
+          <w:sz w:val="24"/>
+        </w:rPr>
+        <w:t>2.  Temperature effect on no-load indication</w:t>
+      </w:r>
+    </w:p>
+    <w:p>
+      <w:pPr>
+        <w:keepNext w:val="0"/>
+        <w:spacing w:after="40" w:before="0"/>
+      </w:pPr>
+      <w:r>
+        <w:rPr>
+          <w:rFonts w:ascii="Calibri" w:hAnsi="Calibri"/>
+          <w:b w:val="0"/>
+          <w:i/>
+          <w:color w:val="5B6E7A"/>
+          <w:sz w:val="17"/>
+        </w:rPr>
+        <w:t>Not carried out in this evaluation. This report covers the tests listed in the summary above; the remaining tests of the form are shown here so that the section numbering matches the published format and the omission is explicit.</w:t>
+      </w:r>
+    </w:p>
+    <w:p>
+      <w:pPr>
+        <w:keepNext/>
+        <w:spacing w:after="60" w:before="160"/>
+        <w:pBdr>
+          <w:bottom w:val="single" w:sz="6" w:space="2" w:color="D5DCE0"/>
+        </w:pBdr>
+      </w:pPr>
+      <w:r>
+        <w:rPr>
+          <w:rFonts w:ascii="Calibri" w:hAnsi="Calibri"/>
+          <w:b/>
+          <w:i w:val="0"/>
+          <w:color w:val="111A22"/>
+          <w:sz w:val="24"/>
+        </w:rPr>
+        <w:t>3.  Eccentricity</w:t>
+      </w:r>
+    </w:p>
+    <w:p>
+      <w:pPr>
+        <w:keepNext/>
+        <w:spacing w:after="40" w:before="0"/>
+      </w:pPr>
+      <w:r>
+        <w:rPr>
+          <w:rFonts w:ascii="Calibri" w:hAnsi="Calibri"/>
+          <w:b w:val="0"/>
+          <w:i w:val="0"/>
+          <w:color w:val="5B6E7A"/>
+          <w:sz w:val="18"/>
+        </w:rPr>
+        <w:t>A.4.7</w:t>
+      </w:r>
+    </w:p>
+    <w:p>
+      <w:pPr>
+        <w:keepNext/>
+        <w:spacing w:after="80" w:before="0"/>
+      </w:pPr>
+      <w:r>
+        <w:rPr>
+          <w:rFonts w:ascii="Calibri" w:hAnsi="Calibri"/>
+          <w:b w:val="0"/>
+          <w:i/>
+          <w:color w:val="5B6E7A"/>
+          <w:sz w:val="17"/>
+        </w:rPr>
+        <w:t>The load is applied to the centre and to each quarter segment of the load receptor. Each indication shall stay within the mpe for that load.</w:t>
+      </w:r>
+    </w:p>
+    <w:p>
+      <w:pPr>
+        <w:spacing w:after="0"/>
+      </w:pPr>
+      <w:r>
+        <w:rPr>
+          <w:sz w:val="18"/>
+        </w:rPr>
+        <w:t>[[TABLE:tbl_eccentricity]]</w:t>
+      </w:r>
+    </w:p>
+    <w:p>
+      <w:pPr>
+        <w:keepNext/>
+        <w:spacing w:after="60" w:before="160"/>
+        <w:pBdr>
+          <w:bottom w:val="single" w:sz="6" w:space="2" w:color="D5DCE0"/>
+        </w:pBdr>
+      </w:pPr>
+      <w:r>
+        <w:rPr>
+          <w:rFonts w:ascii="Calibri" w:hAnsi="Calibri"/>
+          <w:b/>
+          <w:i w:val="0"/>
+          <w:color w:val="111A22"/>
+          <w:sz w:val="24"/>
+        </w:rPr>
+        <w:t>4.  Discrimination and sensitivity</w:t>
+      </w:r>
+    </w:p>
+    <w:p>
+      <w:pPr>
+        <w:keepNext w:val="0"/>
+        <w:spacing w:after="40" w:before="0"/>
+      </w:pPr>
+      <w:r>
+        <w:rPr>
+          <w:rFonts w:ascii="Calibri" w:hAnsi="Calibri"/>
+          <w:b w:val="0"/>
+          <w:i/>
+          <w:color w:val="5B6E7A"/>
+          <w:sz w:val="17"/>
+        </w:rPr>
+        <w:t>Not carried out in this evaluation. This report covers the tests listed in the summary above; the remaining tests of the form are shown here so that the section numbering matches the published format and the omission is explicit.</w:t>
+      </w:r>
+    </w:p>
+    <w:p>
+      <w:pPr>
+        <w:keepNext/>
+        <w:spacing w:after="60" w:before="160"/>
         <w:pBdr>
           <w:bottom w:val="single" w:sz="6" w:space="2" w:color="D5DCE0"/>
         </w:pBdr>
@@ -1104,7 +1495,8 @@
     </w:p>
     <w:p>
       <w:pPr>
-        <w:spacing w:after="40"/>
+        <w:keepNext/>
+        <w:spacing w:after="40" w:before="0"/>
       </w:pPr>
       <w:r>
         <w:rPr>
@@ -1119,7 +1511,8 @@
     </w:p>
     <w:p>
       <w:pPr>
-        <w:spacing w:after="120"/>
+        <w:keepNext/>
+        <w:spacing w:after="80" w:before="0"/>
       </w:pPr>
       <w:r>
         <w:rPr>
@@ -1134,7 +1527,7 @@
     </w:p>
     <w:p>
       <w:pPr>
-        <w:spacing w:after="120"/>
+        <w:spacing w:after="0"/>
       </w:pPr>
       <w:r>
         <w:rPr>
@@ -1143,10 +1536,10 @@
         <w:t>[[TABLE:tbl_repeatability]]</w:t>
       </w:r>
     </w:p>
-    <w:p/>
     <w:p>
       <w:pPr>
-        <w:spacing w:after="60"/>
+        <w:keepNext/>
+        <w:spacing w:after="60" w:before="160"/>
         <w:pBdr>
           <w:bottom w:val="single" w:sz="6" w:space="2" w:color="D5DCE0"/>
         </w:pBdr>
@@ -1159,72 +1552,13 @@
           <w:color w:val="111A22"/>
           <w:sz w:val="24"/>
         </w:rPr>
-        <w:t>6.  Eccentricity</w:t>
+        <w:t>6.  Time-dependence</w:t>
       </w:r>
     </w:p>
     <w:p>
       <w:pPr>
-        <w:spacing w:after="40"/>
-      </w:pPr>
-      <w:r>
-        <w:rPr>
-          <w:rFonts w:ascii="Calibri" w:hAnsi="Calibri"/>
-          <w:b w:val="0"/>
-          <w:i w:val="0"/>
-          <w:color w:val="5B6E7A"/>
-          <w:sz w:val="18"/>
-        </w:rPr>
-        <w:t>A.4.7</w:t>
-      </w:r>
-    </w:p>
-    <w:p>
-      <w:pPr>
-        <w:spacing w:after="120"/>
-      </w:pPr>
-      <w:r>
-        <w:rPr>
-          <w:rFonts w:ascii="Calibri" w:hAnsi="Calibri"/>
-          <w:b w:val="0"/>
-          <w:i/>
-          <w:color w:val="5B6E7A"/>
-          <w:sz w:val="17"/>
-        </w:rPr>
-        <w:t>The load is applied to the centre and to each quarter segment of the load receptor. Each indication shall stay within the mpe for that load.</w:t>
-      </w:r>
-    </w:p>
-    <w:p>
-      <w:pPr>
-        <w:spacing w:after="120"/>
-      </w:pPr>
-      <w:r>
-        <w:rPr>
-          <w:sz w:val="18"/>
-        </w:rPr>
-        <w:t>[[TABLE:tbl_eccentricity]]</w:t>
-      </w:r>
-    </w:p>
-    <w:p/>
-    <w:p>
-      <w:pPr>
-        <w:spacing w:after="60"/>
-        <w:pBdr>
-          <w:bottom w:val="single" w:sz="6" w:space="2" w:color="D5DCE0"/>
-        </w:pBdr>
-      </w:pPr>
-      <w:r>
-        <w:rPr>
-          <w:rFonts w:ascii="Calibri" w:hAnsi="Calibri"/>
-          <w:b/>
-          <w:i w:val="0"/>
-          <w:color w:val="111A22"/>
-          <w:sz w:val="24"/>
-        </w:rPr>
-        <w:t>7.  Time-dependence (creep)</w:t>
-      </w:r>
-    </w:p>
-    <w:p>
-      <w:pPr>
-        <w:spacing w:after="40"/>
+        <w:keepNext/>
+        <w:spacing w:after="40" w:before="0"/>
       </w:pPr>
       <w:r>
         <w:rPr>
@@ -1239,7 +1573,8 @@
     </w:p>
     <w:p>
       <w:pPr>
-        <w:spacing w:after="120"/>
+        <w:keepNext/>
+        <w:spacing w:after="80" w:before="0"/>
       </w:pPr>
       <w:r>
         <w:rPr>
@@ -1254,7 +1589,7 @@
     </w:p>
     <w:p>
       <w:pPr>
-        <w:spacing w:after="120"/>
+        <w:spacing w:after="0"/>
       </w:pPr>
       <w:r>
         <w:rPr>
@@ -1263,10 +1598,10 @@
         <w:t>[[TABLE:tbl_creep]]</w:t>
       </w:r>
     </w:p>
-    <w:p/>
     <w:p>
       <w:pPr>
-        <w:spacing w:after="60"/>
+        <w:keepNext/>
+        <w:spacing w:after="60" w:before="160"/>
         <w:pBdr>
           <w:bottom w:val="single" w:sz="6" w:space="2" w:color="D5DCE0"/>
         </w:pBdr>
@@ -1279,12 +1614,188 @@
           <w:color w:val="111A22"/>
           <w:sz w:val="24"/>
         </w:rPr>
-        <w:t>8.  Electrical disturbances</w:t>
+        <w:t>7.  Stability of equilibrium</w:t>
       </w:r>
     </w:p>
     <w:p>
       <w:pPr>
-        <w:spacing w:after="40"/>
+        <w:keepNext w:val="0"/>
+        <w:spacing w:after="40" w:before="0"/>
+      </w:pPr>
+      <w:r>
+        <w:rPr>
+          <w:rFonts w:ascii="Calibri" w:hAnsi="Calibri"/>
+          <w:b w:val="0"/>
+          <w:i/>
+          <w:color w:val="5B6E7A"/>
+          <w:sz w:val="17"/>
+        </w:rPr>
+        <w:t>Not carried out in this evaluation. This report covers the tests listed in the summary above; the remaining tests of the form are shown here so that the section numbering matches the published format and the omission is explicit.</w:t>
+      </w:r>
+    </w:p>
+    <w:p>
+      <w:pPr>
+        <w:keepNext/>
+        <w:spacing w:after="60" w:before="160"/>
+        <w:pBdr>
+          <w:bottom w:val="single" w:sz="6" w:space="2" w:color="D5DCE0"/>
+        </w:pBdr>
+      </w:pPr>
+      <w:r>
+        <w:rPr>
+          <w:rFonts w:ascii="Calibri" w:hAnsi="Calibri"/>
+          <w:b/>
+          <w:i w:val="0"/>
+          <w:color w:val="111A22"/>
+          <w:sz w:val="24"/>
+        </w:rPr>
+        <w:t>8.  Tilting</w:t>
+      </w:r>
+    </w:p>
+    <w:p>
+      <w:pPr>
+        <w:keepNext w:val="0"/>
+        <w:spacing w:after="40" w:before="0"/>
+      </w:pPr>
+      <w:r>
+        <w:rPr>
+          <w:rFonts w:ascii="Calibri" w:hAnsi="Calibri"/>
+          <w:b w:val="0"/>
+          <w:i/>
+          <w:color w:val="5B6E7A"/>
+          <w:sz w:val="17"/>
+        </w:rPr>
+        <w:t>Not carried out in this evaluation. This report covers the tests listed in the summary above; the remaining tests of the form are shown here so that the section numbering matches the published format and the omission is explicit.</w:t>
+      </w:r>
+    </w:p>
+    <w:p>
+      <w:pPr>
+        <w:keepNext/>
+        <w:spacing w:after="60" w:before="160"/>
+        <w:pBdr>
+          <w:bottom w:val="single" w:sz="6" w:space="2" w:color="D5DCE0"/>
+        </w:pBdr>
+      </w:pPr>
+      <w:r>
+        <w:rPr>
+          <w:rFonts w:ascii="Calibri" w:hAnsi="Calibri"/>
+          <w:b/>
+          <w:i w:val="0"/>
+          <w:color w:val="111A22"/>
+          <w:sz w:val="24"/>
+        </w:rPr>
+        <w:t>9.  Tare (weighing test)</w:t>
+      </w:r>
+    </w:p>
+    <w:p>
+      <w:pPr>
+        <w:keepNext w:val="0"/>
+        <w:spacing w:after="40" w:before="0"/>
+      </w:pPr>
+      <w:r>
+        <w:rPr>
+          <w:rFonts w:ascii="Calibri" w:hAnsi="Calibri"/>
+          <w:b w:val="0"/>
+          <w:i/>
+          <w:color w:val="5B6E7A"/>
+          <w:sz w:val="17"/>
+        </w:rPr>
+        <w:t>Not carried out in this evaluation. This report covers the tests listed in the summary above; the remaining tests of the form are shown here so that the section numbering matches the published format and the omission is explicit.</w:t>
+      </w:r>
+    </w:p>
+    <w:p>
+      <w:pPr>
+        <w:keepNext/>
+        <w:spacing w:after="60" w:before="160"/>
+        <w:pBdr>
+          <w:bottom w:val="single" w:sz="6" w:space="2" w:color="D5DCE0"/>
+        </w:pBdr>
+      </w:pPr>
+      <w:r>
+        <w:rPr>
+          <w:rFonts w:ascii="Calibri" w:hAnsi="Calibri"/>
+          <w:b/>
+          <w:i w:val="0"/>
+          <w:color w:val="111A22"/>
+          <w:sz w:val="24"/>
+        </w:rPr>
+        <w:t>10.  Warm-up time</w:t>
+      </w:r>
+    </w:p>
+    <w:p>
+      <w:pPr>
+        <w:keepNext w:val="0"/>
+        <w:spacing w:after="40" w:before="0"/>
+      </w:pPr>
+      <w:r>
+        <w:rPr>
+          <w:rFonts w:ascii="Calibri" w:hAnsi="Calibri"/>
+          <w:b w:val="0"/>
+          <w:i/>
+          <w:color w:val="5B6E7A"/>
+          <w:sz w:val="17"/>
+        </w:rPr>
+        <w:t>Not carried out in this evaluation. This report covers the tests listed in the summary above; the remaining tests of the form are shown here so that the section numbering matches the published format and the omission is explicit.</w:t>
+      </w:r>
+    </w:p>
+    <w:p>
+      <w:pPr>
+        <w:keepNext/>
+        <w:spacing w:after="60" w:before="160"/>
+        <w:pBdr>
+          <w:bottom w:val="single" w:sz="6" w:space="2" w:color="D5DCE0"/>
+        </w:pBdr>
+      </w:pPr>
+      <w:r>
+        <w:rPr>
+          <w:rFonts w:ascii="Calibri" w:hAnsi="Calibri"/>
+          <w:b/>
+          <w:i w:val="0"/>
+          <w:color w:val="111A22"/>
+          <w:sz w:val="24"/>
+        </w:rPr>
+        <w:t>11.  Voltage variations</w:t>
+      </w:r>
+    </w:p>
+    <w:p>
+      <w:pPr>
+        <w:keepNext w:val="0"/>
+        <w:spacing w:after="40" w:before="0"/>
+      </w:pPr>
+      <w:r>
+        <w:rPr>
+          <w:rFonts w:ascii="Calibri" w:hAnsi="Calibri"/>
+          <w:b w:val="0"/>
+          <w:i/>
+          <w:color w:val="5B6E7A"/>
+          <w:sz w:val="17"/>
+        </w:rPr>
+        <w:t>Not carried out in this evaluation. This report covers the tests listed in the summary above; the remaining tests of the form are shown here so that the section numbering matches the published format and the omission is explicit.</w:t>
+      </w:r>
+    </w:p>
+    <w:p>
+      <w:pPr>
+        <w:keepNext/>
+        <w:spacing w:after="60" w:before="160"/>
+        <w:pBdr>
+          <w:bottom w:val="single" w:sz="6" w:space="2" w:color="D5DCE0"/>
+        </w:pBdr>
+      </w:pPr>
+      <w:r>
+        <w:rPr>
+          <w:rFonts w:ascii="Calibri" w:hAnsi="Calibri"/>
+          <w:b/>
+          <w:i w:val="0"/>
+          <w:color w:val="111A22"/>
+          <w:sz w:val="24"/>
+        </w:rPr>
+        <w:t>12.  Electrical disturbances</w:t>
+      </w:r>
+    </w:p>
+    <w:p>
+      <w:pPr>
+        <w:keepNext/>
+        <w:spacing w:after="40" w:before="0"/>
       </w:pPr>
       <w:r>
         <w:rPr>
@@ -1299,7 +1810,8 @@
     </w:p>
     <w:p>
       <w:pPr>
-        <w:spacing w:after="120"/>
+        <w:keepNext/>
+        <w:spacing w:after="80" w:before="0"/>
       </w:pPr>
       <w:r>
         <w:rPr>
@@ -1314,7 +1826,7 @@
     </w:p>
     <w:p>
       <w:pPr>
-        <w:spacing w:after="120"/>
+        <w:spacing w:after="0"/>
       </w:pPr>
       <w:r>
         <w:rPr>
@@ -1323,15 +1835,10 @@
         <w:t>[[TABLE:tbl_disturbances]]</w:t>
       </w:r>
     </w:p>
-    <w:p/>
-    <w:p>
-      <w:r>
-        <w:br w:type="page"/>
-      </w:r>
-    </w:p>
     <w:p>
       <w:pPr>
-        <w:spacing w:after="60"/>
+        <w:keepNext/>
+        <w:spacing w:after="60" w:before="160"/>
         <w:pBdr>
           <w:bottom w:val="single" w:sz="6" w:space="2" w:color="D5DCE0"/>
         </w:pBdr>
@@ -1344,12 +1851,188 @@
           <w:color w:val="111A22"/>
           <w:sz w:val="24"/>
         </w:rPr>
-        <w:t>9.  Conclusion</w:t>
+        <w:t>13.  Damp heat, steady state</w:t>
       </w:r>
     </w:p>
     <w:p>
       <w:pPr>
-        <w:spacing w:after="200"/>
+        <w:keepNext w:val="0"/>
+        <w:spacing w:after="40" w:before="0"/>
+      </w:pPr>
+      <w:r>
+        <w:rPr>
+          <w:rFonts w:ascii="Calibri" w:hAnsi="Calibri"/>
+          <w:b w:val="0"/>
+          <w:i/>
+          <w:color w:val="5B6E7A"/>
+          <w:sz w:val="17"/>
+        </w:rPr>
+        <w:t>Not carried out in this evaluation. This report covers the tests listed in the summary above; the remaining tests of the form are shown here so that the section numbering matches the published format and the omission is explicit.</w:t>
+      </w:r>
+    </w:p>
+    <w:p>
+      <w:pPr>
+        <w:keepNext/>
+        <w:spacing w:after="60" w:before="160"/>
+        <w:pBdr>
+          <w:bottom w:val="single" w:sz="6" w:space="2" w:color="D5DCE0"/>
+        </w:pBdr>
+      </w:pPr>
+      <w:r>
+        <w:rPr>
+          <w:rFonts w:ascii="Calibri" w:hAnsi="Calibri"/>
+          <w:b/>
+          <w:i w:val="0"/>
+          <w:color w:val="111A22"/>
+          <w:sz w:val="24"/>
+        </w:rPr>
+        <w:t>14.  Span stability</w:t>
+      </w:r>
+    </w:p>
+    <w:p>
+      <w:pPr>
+        <w:keepNext w:val="0"/>
+        <w:spacing w:after="40" w:before="0"/>
+      </w:pPr>
+      <w:r>
+        <w:rPr>
+          <w:rFonts w:ascii="Calibri" w:hAnsi="Calibri"/>
+          <w:b w:val="0"/>
+          <w:i/>
+          <w:color w:val="5B6E7A"/>
+          <w:sz w:val="17"/>
+        </w:rPr>
+        <w:t>Not carried out in this evaluation. This report covers the tests listed in the summary above; the remaining tests of the form are shown here so that the section numbering matches the published format and the omission is explicit.</w:t>
+      </w:r>
+    </w:p>
+    <w:p>
+      <w:pPr>
+        <w:keepNext/>
+        <w:spacing w:after="60" w:before="160"/>
+        <w:pBdr>
+          <w:bottom w:val="single" w:sz="6" w:space="2" w:color="D5DCE0"/>
+        </w:pBdr>
+      </w:pPr>
+      <w:r>
+        <w:rPr>
+          <w:rFonts w:ascii="Calibri" w:hAnsi="Calibri"/>
+          <w:b/>
+          <w:i w:val="0"/>
+          <w:color w:val="111A22"/>
+          <w:sz w:val="24"/>
+        </w:rPr>
+        <w:t>15.  Endurance</w:t>
+      </w:r>
+    </w:p>
+    <w:p>
+      <w:pPr>
+        <w:keepNext w:val="0"/>
+        <w:spacing w:after="40" w:before="0"/>
+      </w:pPr>
+      <w:r>
+        <w:rPr>
+          <w:rFonts w:ascii="Calibri" w:hAnsi="Calibri"/>
+          <w:b w:val="0"/>
+          <w:i/>
+          <w:color w:val="5B6E7A"/>
+          <w:sz w:val="17"/>
+        </w:rPr>
+        <w:t>Not carried out in this evaluation. This report covers the tests listed in the summary above; the remaining tests of the form are shown here so that the section numbering matches the published format and the omission is explicit.</w:t>
+      </w:r>
+    </w:p>
+    <w:p>
+      <w:pPr>
+        <w:keepNext/>
+        <w:spacing w:after="60" w:before="160"/>
+        <w:pBdr>
+          <w:bottom w:val="single" w:sz="6" w:space="2" w:color="D5DCE0"/>
+        </w:pBdr>
+      </w:pPr>
+      <w:r>
+        <w:rPr>
+          <w:rFonts w:ascii="Calibri" w:hAnsi="Calibri"/>
+          <w:b/>
+          <w:i w:val="0"/>
+          <w:color w:val="111A22"/>
+          <w:sz w:val="24"/>
+        </w:rPr>
+        <w:t>16.  Examination of the construction of the instrument</w:t>
+      </w:r>
+    </w:p>
+    <w:p>
+      <w:pPr>
+        <w:keepNext w:val="0"/>
+        <w:spacing w:after="40" w:before="0"/>
+      </w:pPr>
+      <w:r>
+        <w:rPr>
+          <w:rFonts w:ascii="Calibri" w:hAnsi="Calibri"/>
+          <w:b w:val="0"/>
+          <w:i/>
+          <w:color w:val="5B6E7A"/>
+          <w:sz w:val="17"/>
+        </w:rPr>
+        <w:t>Not carried out in this evaluation. This report covers the tests listed in the summary above; the remaining tests of the form are shown here so that the section numbering matches the published format and the omission is explicit.</w:t>
+      </w:r>
+    </w:p>
+    <w:p>
+      <w:pPr>
+        <w:keepNext/>
+        <w:spacing w:after="60" w:before="160"/>
+        <w:pBdr>
+          <w:bottom w:val="single" w:sz="6" w:space="2" w:color="D5DCE0"/>
+        </w:pBdr>
+      </w:pPr>
+      <w:r>
+        <w:rPr>
+          <w:rFonts w:ascii="Calibri" w:hAnsi="Calibri"/>
+          <w:b/>
+          <w:i w:val="0"/>
+          <w:color w:val="111A22"/>
+          <w:sz w:val="24"/>
+        </w:rPr>
+        <w:t>17.  Checklist</w:t>
+      </w:r>
+    </w:p>
+    <w:p>
+      <w:pPr>
+        <w:keepNext w:val="0"/>
+        <w:spacing w:after="40" w:before="0"/>
+      </w:pPr>
+      <w:r>
+        <w:rPr>
+          <w:rFonts w:ascii="Calibri" w:hAnsi="Calibri"/>
+          <w:b w:val="0"/>
+          <w:i/>
+          <w:color w:val="5B6E7A"/>
+          <w:sz w:val="17"/>
+        </w:rPr>
+        <w:t>Not carried out in this evaluation. This report covers the tests listed in the summary above; the remaining tests of the form are shown here so that the section numbering matches the published format and the omission is explicit.</w:t>
+      </w:r>
+    </w:p>
+    <w:p>
+      <w:pPr>
+        <w:keepNext/>
+        <w:spacing w:after="60" w:before="160"/>
+        <w:pBdr>
+          <w:bottom w:val="single" w:sz="6" w:space="2" w:color="D5DCE0"/>
+        </w:pBdr>
+      </w:pPr>
+      <w:r>
+        <w:rPr>
+          <w:rFonts w:ascii="Calibri" w:hAnsi="Calibri"/>
+          <w:b/>
+          <w:i w:val="0"/>
+          <w:color w:val="111A22"/>
+          <w:sz w:val="24"/>
+        </w:rPr>
+        <w:t>E.  Conclusion</w:t>
+      </w:r>
+    </w:p>
+    <w:p>
+      <w:pPr>
+        <w:keepNext w:val="0"/>
+        <w:spacing w:after="200" w:before="0"/>
       </w:pPr>
       <w:r>
         <w:rPr>
@@ -1366,19 +2049,24 @@
       <w:tblPr>
         <w:tblW w:type="auto" w:w="0"/>
         <w:jc w:val="left"/>
+        <w:tblLayout w:type="fixed"/>
         <w:tblLook w:firstColumn="1" w:firstRow="1" w:lastColumn="0" w:lastRow="0" w:noHBand="0" w:noVBand="1" w:val="04A0"/>
       </w:tblPr>
       <w:tblGrid>
-        <w:gridCol w:w="4933"/>
-        <w:gridCol w:w="4933"/>
+        <w:gridCol w:w="2948"/>
+        <w:gridCol w:w="6917"/>
       </w:tblGrid>
       <w:tr>
+        <w:trPr>
+          <w:cantSplit w:val="true"/>
+        </w:trPr>
         <w:tc>
           <w:tcPr>
             <w:tcW w:type="dxa" w:w="2948"/>
           </w:tcPr>
           <w:p>
             <w:pPr>
+              <w:keepNext/>
               <w:spacing w:after="20"/>
             </w:pPr>
             <w:r>
@@ -1392,15 +2080,16 @@
         </w:tc>
         <w:tc>
           <w:tcPr>
-            <w:tcW w:type="dxa" w:w="6123"/>
+            <w:tcW w:type="dxa" w:w="6917"/>
           </w:tcPr>
           <w:p>
             <w:pPr>
+              <w:keepNext/>
               <w:spacing w:after="20"/>
             </w:pPr>
             <w:r>
               <w:rPr>
-                <w:sz w:val="20"/>
+                <w:sz w:val="18"/>
               </w:rPr>
               <w:t>{{ computed.verdict }}</w:t>
             </w:r>
@@ -1408,12 +2097,16 @@
         </w:tc>
       </w:tr>
       <w:tr>
+        <w:trPr>
+          <w:cantSplit w:val="true"/>
+        </w:trPr>
         <w:tc>
           <w:tcPr>
             <w:tcW w:type="dxa" w:w="2948"/>
           </w:tcPr>
           <w:p>
             <w:pPr>
+              <w:keepNext/>
               <w:spacing w:after="20"/>
             </w:pPr>
             <w:r>
@@ -1427,15 +2120,16 @@
         </w:tc>
         <w:tc>
           <w:tcPr>
-            <w:tcW w:type="dxa" w:w="6123"/>
+            <w:tcW w:type="dxa" w:w="6917"/>
           </w:tcPr>
           <w:p>
             <w:pPr>
+              <w:keepNext/>
               <w:spacing w:after="20"/>
             </w:pPr>
             <w:r>
               <w:rPr>
-                <w:sz w:val="20"/>
+                <w:sz w:val="18"/>
               </w:rPr>
               <w:t>{{ standard_id }}</w:t>
             </w:r>
@@ -1443,12 +2137,16 @@
         </w:tc>
       </w:tr>
       <w:tr>
+        <w:trPr>
+          <w:cantSplit w:val="true"/>
+        </w:trPr>
         <w:tc>
           <w:tcPr>
             <w:tcW w:type="dxa" w:w="2948"/>
           </w:tcPr>
           <w:p>
             <w:pPr>
+              <w:keepNext/>
               <w:spacing w:after="20"/>
             </w:pPr>
             <w:r>
@@ -1462,15 +2160,16 @@
         </w:tc>
         <w:tc>
           <w:tcPr>
-            <w:tcW w:type="dxa" w:w="6123"/>
+            <w:tcW w:type="dxa" w:w="6917"/>
           </w:tcPr>
           <w:p>
             <w:pPr>
+              <w:keepNext/>
               <w:spacing w:after="20"/>
             </w:pPr>
             <w:r>
               <w:rPr>
-                <w:sz w:val="20"/>
+                <w:sz w:val="18"/>
               </w:rPr>
               <w:t>{{ 'server reproduced every client verdict' if computed.agrees_with_client else 'DIVERGENCE — see below' }}</w:t>
             </w:r>
@@ -1478,6 +2177,9 @@
         </w:tc>
       </w:tr>
       <w:tr>
+        <w:trPr>
+          <w:cantSplit w:val="true"/>
+        </w:trPr>
         <w:tc>
           <w:tcPr>
             <w:tcW w:type="dxa" w:w="2948"/>
@@ -1497,7 +2199,7 @@
         </w:tc>
         <w:tc>
           <w:tcPr>
-            <w:tcW w:type="dxa" w:w="6123"/>
+            <w:tcW w:type="dxa" w:w="6917"/>
           </w:tcPr>
           <w:p>
             <w:pPr>
@@ -1505,7 +2207,7 @@
             </w:pPr>
             <w:r>
               <w:rPr>
-                <w:sz w:val="20"/>
+                <w:sz w:val="18"/>
               </w:rPr>
               <w:t>{{ payload_sha256 }}</w:t>
             </w:r>
@@ -1513,10 +2215,10 @@
         </w:tc>
       </w:tr>
     </w:tbl>
-    <w:p/>
     <w:p>
       <w:pPr>
-        <w:spacing w:after="40"/>
+        <w:keepNext/>
+        <w:spacing w:after="40" w:before="160"/>
       </w:pPr>
       <w:r>
         <w:rPr>
@@ -1531,7 +2233,8 @@
     </w:p>
     <w:p>
       <w:pPr>
-        <w:spacing w:after="280"/>
+        <w:keepNext w:val="0"/>
+        <w:spacing w:after="0" w:before="0"/>
       </w:pPr>
       <w:r>
         <w:rPr>
@@ -1546,7 +2249,8 @@
     </w:p>
     <w:p>
       <w:pPr>
-        <w:spacing w:after="60"/>
+        <w:keepNext/>
+        <w:spacing w:after="60" w:before="160"/>
         <w:pBdr>
           <w:bottom w:val="single" w:sz="6" w:space="2" w:color="D5DCE0"/>
         </w:pBdr>
@@ -1559,13 +2263,14 @@
           <w:color w:val="111A22"/>
           <w:sz w:val="22"/>
         </w:rPr>
-        <w:t>10.  Signatures</w:t>
+        <w:t>F.  Signatures</w:t>
       </w:r>
     </w:p>
     <w:tbl>
       <w:tblPr>
         <w:tblStyle w:val="TableGrid"/>
         <w:tblW w:type="auto" w:w="0"/>
+        <w:tblLayout w:type="fixed"/>
         <w:tblLook w:firstColumn="1" w:firstRow="1" w:lastColumn="0" w:lastRow="0" w:noHBand="0" w:noVBand="1" w:val="04A0"/>
       </w:tblPr>
       <w:tblGrid>
@@ -1574,12 +2279,18 @@
         <w:gridCol w:w="3289"/>
       </w:tblGrid>
       <w:tr>
+        <w:trPr>
+          <w:cantSplit w:val="true"/>
+        </w:trPr>
         <w:tc>
           <w:tcPr>
             <w:tcW w:type="dxa" w:w="3289"/>
             <w:shd w:val="clear" w:fill="EDF1F2"/>
           </w:tcPr>
           <w:p>
+            <w:pPr>
+              <w:keepNext/>
+            </w:pPr>
             <w:r>
               <w:rPr>
                 <w:b/>
@@ -1596,6 +2307,9 @@
             <w:shd w:val="clear" w:fill="EDF1F2"/>
           </w:tcPr>
           <w:p>
+            <w:pPr>
+              <w:keepNext/>
+            </w:pPr>
             <w:r>
               <w:rPr>
                 <w:b/>
@@ -1612,6 +2326,9 @@
             <w:shd w:val="clear" w:fill="EDF1F2"/>
           </w:tcPr>
           <w:p>
+            <w:pPr>
+              <w:keepNext/>
+            </w:pPr>
             <w:r>
               <w:rPr>
                 <w:b/>
@@ -1624,6 +2341,9 @@
         </w:tc>
       </w:tr>
       <w:tr>
+        <w:trPr>
+          <w:cantSplit w:val="true"/>
+        </w:trPr>
         <w:tc>
           <w:tcPr>
             <w:tcW w:type="dxa" w:w="3289"/>
@@ -1636,9 +2356,10 @@
               <w:t>{{ tested_by or '' }}</w:t>
             </w:r>
           </w:p>
-          <w:p/>
-          <w:p/>
           <w:p>
+            <w:pPr>
+              <w:spacing w:before="400"/>
+            </w:pPr>
             <w:r>
               <w:rPr>
                 <w:color w:val="5B6E7A"/>
@@ -1660,9 +2381,10 @@
               <w:t>{{ verified_by or '' }}</w:t>
             </w:r>
           </w:p>
-          <w:p/>
-          <w:p/>
           <w:p>
+            <w:pPr>
+              <w:spacing w:before="400"/>
+            </w:pPr>
             <w:r>
               <w:rPr>
                 <w:color w:val="5B6E7A"/>
@@ -1684,9 +2406,10 @@
               <w:t>{{ approved_by or '' }}</w:t>
             </w:r>
           </w:p>
-          <w:p/>
-          <w:p/>
           <w:p>
+            <w:pPr>
+              <w:spacing w:before="400"/>
+            </w:pPr>
             <w:r>
               <w:rPr>
                 <w:color w:val="5B6E7A"/>
@@ -1698,10 +2421,10 @@
         </w:tc>
       </w:tr>
     </w:tbl>
-    <w:p/>
     <w:p>
       <w:pPr>
-        <w:spacing w:after="40"/>
+        <w:keepNext w:val="0"/>
+        <w:spacing w:after="40" w:before="280"/>
       </w:pPr>
       <w:r>
         <w:rPr>
@@ -1716,7 +2439,8 @@
     </w:p>
     <w:p>
       <w:pPr>
-        <w:spacing w:after="80"/>
+        <w:keepNext w:val="0"/>
+        <w:spacing w:after="80" w:before="0"/>
       </w:pPr>
       <w:r>
         <w:rPr>
